--- a/templates/variable_umum.docx
+++ b/templates/variable_umum.docx
@@ -104,11 +104,33 @@
                 <w:rFonts w:cstheme="minorHAnsi"/>
               </w:rPr>
             </w:pPr>
-            <w:r>
-              <w:rPr>
-                <w:rFonts w:cstheme="minorHAnsi"/>
-              </w:rPr>
-              <w:t>Indikator &amp; Kelas Interval</w:t>
+            <w:proofErr w:type="spellStart"/>
+            <w:r>
+              <w:rPr>
+                <w:rFonts w:cstheme="minorHAnsi"/>
+              </w:rPr>
+              <w:t>Indikator</w:t>
+            </w:r>
+            <w:proofErr w:type="spellEnd"/>
+            <w:r>
+              <w:rPr>
+                <w:rFonts w:cstheme="minorHAnsi"/>
+              </w:rPr>
+              <w:t xml:space="preserve"> &amp; </w:t>
+            </w:r>
+            <w:proofErr w:type="spellStart"/>
+            <w:r>
+              <w:rPr>
+                <w:rFonts w:cstheme="minorHAnsi"/>
+              </w:rPr>
+              <w:t>Kelas</w:t>
+            </w:r>
+            <w:proofErr w:type="spellEnd"/>
+            <w:r>
+              <w:rPr>
+                <w:rFonts w:cstheme="minorHAnsi"/>
+              </w:rPr>
+              <w:t xml:space="preserve"> Interval</w:t>
             </w:r>
           </w:p>
         </w:tc>
@@ -167,7 +189,21 @@
               <w:rPr>
                 <w:rFonts w:cstheme="minorHAnsi"/>
               </w:rPr>
-              <w:t>${soal}</w:t>
+              <w:t>${</w:t>
+            </w:r>
+            <w:proofErr w:type="spellStart"/>
+            <w:r>
+              <w:rPr>
+                <w:rFonts w:cstheme="minorHAnsi"/>
+              </w:rPr>
+              <w:t>soal</w:t>
+            </w:r>
+            <w:proofErr w:type="spellEnd"/>
+            <w:r>
+              <w:rPr>
+                <w:rFonts w:cstheme="minorHAnsi"/>
+              </w:rPr>
+              <w:t>}</w:t>
             </w:r>
           </w:p>
           <w:p>
@@ -182,112 +218,14 @@
               </w:rPr>
               <w:t>${</w:t>
             </w:r>
-            <w:r>
-              <w:rPr>
-                <w:rFonts w:cstheme="minorHAnsi"/>
-              </w:rPr>
-              <w:t>jawaban_a</w:t>
-            </w:r>
-            <w:r>
-              <w:rPr>
-                <w:rFonts w:cstheme="minorHAnsi"/>
-              </w:rPr>
-              <w:t>}</w:t>
-            </w:r>
-          </w:p>
-          <w:p>
-            <w:pPr>
-              <w:rPr>
-                <w:rFonts w:cstheme="minorHAnsi"/>
-              </w:rPr>
-            </w:pPr>
-            <w:r>
-              <w:rPr>
-                <w:rFonts w:cstheme="minorHAnsi"/>
-              </w:rPr>
-              <w:t>${</w:t>
-            </w:r>
-            <w:r>
-              <w:rPr>
-                <w:rFonts w:cstheme="minorHAnsi"/>
-              </w:rPr>
-              <w:t>jawaban_b</w:t>
-            </w:r>
-            <w:r>
-              <w:rPr>
-                <w:rFonts w:cstheme="minorHAnsi"/>
-              </w:rPr>
-              <w:t>}</w:t>
-            </w:r>
-          </w:p>
-          <w:p>
-            <w:pPr>
-              <w:rPr>
-                <w:rFonts w:cstheme="minorHAnsi"/>
-              </w:rPr>
-            </w:pPr>
-            <w:r>
-              <w:rPr>
-                <w:rFonts w:cstheme="minorHAnsi"/>
-              </w:rPr>
-              <w:t>${</w:t>
-            </w:r>
-            <w:r>
-              <w:rPr>
-                <w:rFonts w:cstheme="minorHAnsi"/>
-              </w:rPr>
-              <w:t>jawaban_c</w:t>
-            </w:r>
-            <w:r>
-              <w:rPr>
-                <w:rFonts w:cstheme="minorHAnsi"/>
-              </w:rPr>
-              <w:t>}</w:t>
-            </w:r>
-          </w:p>
-          <w:p>
-            <w:pPr>
-              <w:rPr>
-                <w:rFonts w:cstheme="minorHAnsi"/>
-              </w:rPr>
-            </w:pPr>
-            <w:r>
-              <w:rPr>
-                <w:rFonts w:cstheme="minorHAnsi"/>
-              </w:rPr>
-              <w:t>${</w:t>
-            </w:r>
-            <w:r>
-              <w:rPr>
-                <w:rFonts w:cstheme="minorHAnsi"/>
-              </w:rPr>
-              <w:t>jawaban_d</w:t>
-            </w:r>
-            <w:r>
-              <w:rPr>
-                <w:rFonts w:cstheme="minorHAnsi"/>
-              </w:rPr>
-              <w:t>}</w:t>
-            </w:r>
-          </w:p>
-          <w:p>
-            <w:pPr>
-              <w:rPr>
-                <w:rFonts w:cstheme="minorHAnsi"/>
-              </w:rPr>
-            </w:pPr>
-            <w:r>
-              <w:rPr>
-                <w:rFonts w:cstheme="minorHAnsi"/>
-              </w:rPr>
-              <w:t>${</w:t>
-            </w:r>
-            <w:r>
-              <w:rPr>
-                <w:rFonts w:cstheme="minorHAnsi"/>
-              </w:rPr>
-              <w:t>jawaban_e</w:t>
-            </w:r>
+            <w:proofErr w:type="spellStart"/>
+            <w:r>
+              <w:rPr>
+                <w:rFonts w:cstheme="minorHAnsi"/>
+              </w:rPr>
+              <w:t>jawaban</w:t>
+            </w:r>
+            <w:proofErr w:type="spellEnd"/>
             <w:r>
               <w:rPr>
                 <w:rFonts w:cstheme="minorHAnsi"/>
@@ -320,12 +258,14 @@
               </w:rPr>
               <w:t>{</w:t>
             </w:r>
+            <w:proofErr w:type="spellStart"/>
             <w:r>
               <w:rPr>
                 <w:rFonts w:eastAsia="Arial" w:cstheme="minorHAnsi"/>
               </w:rPr>
               <w:t>skor</w:t>
             </w:r>
+            <w:proofErr w:type="spellEnd"/>
             <w:r>
               <w:rPr>
                 <w:rFonts w:eastAsia="Arial" w:cstheme="minorHAnsi"/>
@@ -359,7 +299,7 @@
   <w:docDefaults>
     <w:rPrDefault>
       <w:rPr>
-        <w:rFonts w:asciiTheme="minorHAnsi" w:eastAsiaTheme="minorHAnsi" w:hAnsiTheme="minorHAnsi" w:cstheme="minorBidi"/>
+        <w:rFonts w:asciiTheme="minorHAnsi" w:eastAsiaTheme="minorEastAsia" w:hAnsiTheme="minorHAnsi" w:cstheme="minorBidi"/>
         <w:kern w:val="2"/>
         <w:sz w:val="22"/>
         <w:szCs w:val="22"/>
